--- a/alert-platform/docs/07-conceptual-application.docx
+++ b/alert-platform/docs/07-conceptual-application.docx
@@ -115,7 +115,7 @@
                 <w:color w:val="1F2937"/>
                 <w:sz w:val="19"/>
               </w:rPr>
-              <w:t>Архитектурно-техническая документация</w:t>
+              <w:t>Готово к рассмотрению и согласованию</w:t>
             </w:r>
           </w:p>
         </w:tc>
@@ -140,7 +140,7 @@
                 <w:color w:val="667085"/>
                 <w:sz w:val="18"/>
               </w:rPr>
-              <w:t>Основание</w:t>
+              <w:t>Назначение</w:t>
             </w:r>
           </w:p>
         </w:tc>
@@ -162,7 +162,7 @@
                 <w:color w:val="1F2937"/>
                 <w:sz w:val="19"/>
               </w:rPr>
-              <w:t>Фактическая реализация репозитория и целевые требования production-контура</w:t>
+              <w:t>Описание текущего состояния, целевой модели и условий промышленной эксплуатации</w:t>
             </w:r>
           </w:p>
         </w:tc>
@@ -214,53 +214,6 @@
           </w:p>
         </w:tc>
       </w:tr>
-      <w:tr>
-        <w:tc>
-          <w:tcPr>
-            <w:tcW w:type="dxa" w:w="2300"/>
-            <w:shd w:fill="F2F4F7"/>
-            <w:tcMar>
-              <w:top w:w="80" w:type="dxa"/>
-              <w:start w:w="120" w:type="dxa"/>
-              <w:bottom w:w="80" w:type="dxa"/>
-              <w:end w:w="120" w:type="dxa"/>
-            </w:tcMar>
-          </w:tcPr>
-          <w:p>
-            <w:r/>
-            <w:r>
-              <w:rPr>
-                <w:rFonts w:ascii="Calibri" w:hAnsi="Calibri" w:eastAsia="Calibri"/>
-                <w:color w:val="667085"/>
-                <w:sz w:val="18"/>
-              </w:rPr>
-              <w:t>Исходный файл</w:t>
-            </w:r>
-          </w:p>
-        </w:tc>
-        <w:tc>
-          <w:tcPr>
-            <w:tcW w:type="dxa" w:w="7060"/>
-            <w:tcMar>
-              <w:top w:w="80" w:type="dxa"/>
-              <w:start w:w="120" w:type="dxa"/>
-              <w:bottom w:w="80" w:type="dxa"/>
-              <w:end w:w="120" w:type="dxa"/>
-            </w:tcMar>
-          </w:tcPr>
-          <w:p>
-            <w:r/>
-            <w:r>
-              <w:rPr>
-                <w:rFonts w:ascii="Calibri" w:hAnsi="Calibri" w:eastAsia="Calibri"/>
-                <w:color w:val="1F2937"/>
-                <w:sz w:val="19"/>
-              </w:rPr>
-              <w:t>07-conceptual-application.md</w:t>
-            </w:r>
-          </w:p>
-        </w:tc>
-      </w:tr>
     </w:tbl>
     <w:p>
       <w:r>
@@ -868,21 +821,7 @@
           <w:rFonts w:ascii="Calibri" w:hAnsi="Calibri" w:eastAsia="Calibri"/>
           <w:color w:val="1F2937"/>
         </w:rPr>
-        <w:t xml:space="preserve"> — поведение подтверждается текущим кодом, SQL-миграциями или </w:t>
-      </w:r>
-      <w:r>
-        <w:rPr>
-          <w:rFonts w:ascii="Liberation Mono" w:hAnsi="Liberation Mono" w:eastAsia="Liberation Mono"/>
-          <w:color w:val="1F2937"/>
-        </w:rPr>
-        <w:t>docker-compose.yml</w:t>
-      </w:r>
-      <w:r>
-        <w:rPr>
-          <w:rFonts w:ascii="Calibri" w:hAnsi="Calibri" w:eastAsia="Calibri"/>
-          <w:color w:val="1F2937"/>
-        </w:rPr>
-        <w:t>;</w:t>
+        <w:t xml:space="preserve"> — поведение подтверждается текущим кодом, схемой данных или рабочей конфигурацией стенда;</w:t>
       </w:r>
     </w:p>
     <w:p>
@@ -1299,8 +1238,8 @@
       <w:r>
         <w:drawing>
           <wp:inline xmlns:a="http://schemas.openxmlformats.org/drawingml/2006/main" xmlns:pic="http://schemas.openxmlformats.org/drawingml/2006/picture">
-            <wp:extent cx="5715000" cy="977372"/>
-            <wp:docPr id="1" name="Picture 1" title="Архитектурная схема 1" descr="Схема, автоматически построенная по проверенному Markdown-описанию"/>
+            <wp:extent cx="5715000" cy="3249541"/>
+            <wp:docPr id="1" name="Picture 1" title="Архитектурная схема 1" descr="Архитектурная схема компонентов и потоков платформы"/>
             <wp:cNvGraphicFramePr>
               <a:graphicFrameLocks noChangeAspect="1"/>
             </wp:cNvGraphicFramePr>
@@ -1320,7 +1259,7 @@
                   <pic:spPr>
                     <a:xfrm>
                       <a:off x="0" y="0"/>
-                      <a:ext cx="5715000" cy="977372"/>
+                      <a:ext cx="5715000" cy="3249541"/>
                     </a:xfrm>
                     <a:prstGeom prst="rect"/>
                   </pic:spPr>
@@ -2152,8 +2091,8 @@
       <w:r>
         <w:drawing>
           <wp:inline xmlns:a="http://schemas.openxmlformats.org/drawingml/2006/main" xmlns:pic="http://schemas.openxmlformats.org/drawingml/2006/picture">
-            <wp:extent cx="5715000" cy="4302757"/>
-            <wp:docPr id="2" name="Picture 2" title="Архитектурная схема 2" descr="Схема, автоматически построенная по проверенному Markdown-описанию"/>
+            <wp:extent cx="5715000" cy="3337109"/>
+            <wp:docPr id="2" name="Picture 2" title="Архитектурная схема 2" descr="Архитектурная схема компонентов и потоков платформы"/>
             <wp:cNvGraphicFramePr>
               <a:graphicFrameLocks noChangeAspect="1"/>
             </wp:cNvGraphicFramePr>
@@ -2173,7 +2112,7 @@
                   <pic:spPr>
                     <a:xfrm>
                       <a:off x="0" y="0"/>
-                      <a:ext cx="5715000" cy="4302757"/>
+                      <a:ext cx="5715000" cy="3337109"/>
                     </a:xfrm>
                     <a:prstGeom prst="rect"/>
                   </pic:spPr>
@@ -2426,10 +2365,10 @@
         <w:tblInd w:w="120" w:type="dxa"/>
       </w:tblPr>
       <w:tblGrid>
-        <w:gridCol w:w="2987"/>
-        <w:gridCol w:w="1062"/>
-        <w:gridCol w:w="2323"/>
-        <w:gridCol w:w="2988"/>
+        <w:gridCol w:w="2846"/>
+        <w:gridCol w:w="1012"/>
+        <w:gridCol w:w="2656"/>
+        <w:gridCol w:w="2846"/>
       </w:tblGrid>
       <w:tr>
         <w:trPr>
@@ -2438,7 +2377,7 @@
         </w:trPr>
         <w:tc>
           <w:tcPr>
-            <w:tcW w:type="dxa" w:w="2987"/>
+            <w:tcW w:type="dxa" w:w="2846"/>
             <w:vAlign w:val="center"/>
             <w:shd w:fill="1F4E79"/>
             <w:tcMar>
@@ -2470,7 +2409,7 @@
         </w:tc>
         <w:tc>
           <w:tcPr>
-            <w:tcW w:type="dxa" w:w="1062"/>
+            <w:tcW w:type="dxa" w:w="1012"/>
             <w:vAlign w:val="center"/>
             <w:shd w:fill="1F4E79"/>
             <w:tcMar>
@@ -2502,7 +2441,7 @@
         </w:tc>
         <w:tc>
           <w:tcPr>
-            <w:tcW w:type="dxa" w:w="2323"/>
+            <w:tcW w:type="dxa" w:w="2656"/>
             <w:vAlign w:val="center"/>
             <w:shd w:fill="1F4E79"/>
             <w:tcMar>
@@ -2528,13 +2467,13 @@
                 <w:color w:val="FFFFFF"/>
                 <w:sz w:val="17"/>
               </w:rPr>
-              <w:t>Код / артефакт</w:t>
+              <w:t>Реализационная область</w:t>
             </w:r>
           </w:p>
         </w:tc>
         <w:tc>
           <w:tcPr>
-            <w:tcW w:type="dxa" w:w="2988"/>
+            <w:tcW w:type="dxa" w:w="2846"/>
             <w:vAlign w:val="center"/>
             <w:shd w:fill="1F4E79"/>
             <w:tcMar>
@@ -2571,7 +2510,7 @@
         </w:trPr>
         <w:tc>
           <w:tcPr>
-            <w:tcW w:type="dxa" w:w="2987"/>
+            <w:tcW w:type="dxa" w:w="2846"/>
             <w:vAlign w:val="center"/>
             <w:tcMar>
               <w:top w:w="80" w:type="dxa"/>
@@ -2597,7 +2536,7 @@
         </w:tc>
         <w:tc>
           <w:tcPr>
-            <w:tcW w:type="dxa" w:w="1062"/>
+            <w:tcW w:type="dxa" w:w="1012"/>
             <w:vAlign w:val="center"/>
             <w:tcMar>
               <w:top w:w="80" w:type="dxa"/>
@@ -2623,7 +2562,7 @@
         </w:tc>
         <w:tc>
           <w:tcPr>
-            <w:tcW w:type="dxa" w:w="2323"/>
+            <w:tcW w:type="dxa" w:w="2656"/>
             <w:vAlign w:val="center"/>
             <w:tcMar>
               <w:top w:w="80" w:type="dxa"/>
@@ -2639,17 +2578,17 @@
             <w:r/>
             <w:r>
               <w:rPr>
-                <w:rFonts w:ascii="Liberation Mono" w:hAnsi="Liberation Mono" w:eastAsia="Liberation Mono"/>
+                <w:rFonts w:ascii="Calibri" w:hAnsi="Calibri" w:eastAsia="Calibri"/>
                 <w:color w:val="1F2937"/>
                 <w:sz w:val="17"/>
               </w:rPr>
-              <w:t>internal/gateway</w:t>
+              <w:t>компонент gateway</w:t>
             </w:r>
           </w:p>
         </w:tc>
         <w:tc>
           <w:tcPr>
-            <w:tcW w:type="dxa" w:w="2988"/>
+            <w:tcW w:type="dxa" w:w="2846"/>
             <w:vAlign w:val="center"/>
             <w:tcMar>
               <w:top w:w="80" w:type="dxa"/>
@@ -2680,7 +2619,7 @@
         </w:trPr>
         <w:tc>
           <w:tcPr>
-            <w:tcW w:type="dxa" w:w="2987"/>
+            <w:tcW w:type="dxa" w:w="2846"/>
             <w:vAlign w:val="center"/>
             <w:shd w:fill="F2F4F7"/>
             <w:tcMar>
@@ -2707,7 +2646,7 @@
         </w:tc>
         <w:tc>
           <w:tcPr>
-            <w:tcW w:type="dxa" w:w="1062"/>
+            <w:tcW w:type="dxa" w:w="1012"/>
             <w:vAlign w:val="center"/>
             <w:shd w:fill="F2F4F7"/>
             <w:tcMar>
@@ -2734,7 +2673,7 @@
         </w:tc>
         <w:tc>
           <w:tcPr>
-            <w:tcW w:type="dxa" w:w="2323"/>
+            <w:tcW w:type="dxa" w:w="2656"/>
             <w:vAlign w:val="center"/>
             <w:shd w:fill="F2F4F7"/>
             <w:tcMar>
@@ -2751,17 +2690,17 @@
             <w:r/>
             <w:r>
               <w:rPr>
-                <w:rFonts w:ascii="Liberation Mono" w:hAnsi="Liberation Mono" w:eastAsia="Liberation Mono"/>
+                <w:rFonts w:ascii="Calibri" w:hAnsi="Calibri" w:eastAsia="Calibri"/>
                 <w:color w:val="1F2937"/>
                 <w:sz w:val="17"/>
               </w:rPr>
-              <w:t>internal/pipeline</w:t>
+              <w:t>компонент pipeline</w:t>
             </w:r>
           </w:p>
         </w:tc>
         <w:tc>
           <w:tcPr>
-            <w:tcW w:type="dxa" w:w="2988"/>
+            <w:tcW w:type="dxa" w:w="2846"/>
             <w:vAlign w:val="center"/>
             <w:shd w:fill="F2F4F7"/>
             <w:tcMar>
@@ -2793,7 +2732,7 @@
         </w:trPr>
         <w:tc>
           <w:tcPr>
-            <w:tcW w:type="dxa" w:w="2987"/>
+            <w:tcW w:type="dxa" w:w="2846"/>
             <w:vAlign w:val="center"/>
             <w:tcMar>
               <w:top w:w="80" w:type="dxa"/>
@@ -2819,7 +2758,7 @@
         </w:tc>
         <w:tc>
           <w:tcPr>
-            <w:tcW w:type="dxa" w:w="1062"/>
+            <w:tcW w:type="dxa" w:w="1012"/>
             <w:vAlign w:val="center"/>
             <w:tcMar>
               <w:top w:w="80" w:type="dxa"/>
@@ -2845,7 +2784,7 @@
         </w:tc>
         <w:tc>
           <w:tcPr>
-            <w:tcW w:type="dxa" w:w="2323"/>
+            <w:tcW w:type="dxa" w:w="2656"/>
             <w:vAlign w:val="center"/>
             <w:tcMar>
               <w:top w:w="80" w:type="dxa"/>
@@ -2861,33 +2800,17 @@
             <w:r/>
             <w:r>
               <w:rPr>
-                <w:rFonts w:ascii="Liberation Mono" w:hAnsi="Liberation Mono" w:eastAsia="Liberation Mono"/>
-                <w:color w:val="1F2937"/>
-                <w:sz w:val="17"/>
-              </w:rPr>
-              <w:t>internal/planner</w:t>
-            </w:r>
-            <w:r>
-              <w:rPr>
                 <w:rFonts w:ascii="Calibri" w:hAnsi="Calibri" w:eastAsia="Calibri"/>
                 <w:color w:val="1F2937"/>
                 <w:sz w:val="17"/>
               </w:rPr>
-              <w:t xml:space="preserve">, </w:t>
-            </w:r>
-            <w:r>
-              <w:rPr>
-                <w:rFonts w:ascii="Liberation Mono" w:hAnsi="Liberation Mono" w:eastAsia="Liberation Mono"/>
-                <w:color w:val="1F2937"/>
-                <w:sz w:val="17"/>
-              </w:rPr>
-              <w:t>internal/scenario</w:t>
+              <w:t>компоненты planner и scenario</w:t>
             </w:r>
           </w:p>
         </w:tc>
         <w:tc>
           <w:tcPr>
-            <w:tcW w:type="dxa" w:w="2988"/>
+            <w:tcW w:type="dxa" w:w="2846"/>
             <w:vAlign w:val="center"/>
             <w:tcMar>
               <w:top w:w="80" w:type="dxa"/>
@@ -2918,7 +2841,7 @@
         </w:trPr>
         <w:tc>
           <w:tcPr>
-            <w:tcW w:type="dxa" w:w="2987"/>
+            <w:tcW w:type="dxa" w:w="2846"/>
             <w:vAlign w:val="center"/>
             <w:shd w:fill="F2F4F7"/>
             <w:tcMar>
@@ -2945,7 +2868,7 @@
         </w:tc>
         <w:tc>
           <w:tcPr>
-            <w:tcW w:type="dxa" w:w="1062"/>
+            <w:tcW w:type="dxa" w:w="1012"/>
             <w:vAlign w:val="center"/>
             <w:shd w:fill="F2F4F7"/>
             <w:tcMar>
@@ -2972,7 +2895,7 @@
         </w:tc>
         <w:tc>
           <w:tcPr>
-            <w:tcW w:type="dxa" w:w="2323"/>
+            <w:tcW w:type="dxa" w:w="2656"/>
             <w:vAlign w:val="center"/>
             <w:shd w:fill="F2F4F7"/>
             <w:tcMar>
@@ -2989,17 +2912,17 @@
             <w:r/>
             <w:r>
               <w:rPr>
-                <w:rFonts w:ascii="Liberation Mono" w:hAnsi="Liberation Mono" w:eastAsia="Liberation Mono"/>
+                <w:rFonts w:ascii="Calibri" w:hAnsi="Calibri" w:eastAsia="Calibri"/>
                 <w:color w:val="1F2937"/>
                 <w:sz w:val="17"/>
               </w:rPr>
-              <w:t>internal/adminapi</w:t>
+              <w:t>административный компонент</w:t>
             </w:r>
           </w:p>
         </w:tc>
         <w:tc>
           <w:tcPr>
-            <w:tcW w:type="dxa" w:w="2988"/>
+            <w:tcW w:type="dxa" w:w="2846"/>
             <w:vAlign w:val="center"/>
             <w:shd w:fill="F2F4F7"/>
             <w:tcMar>
@@ -3031,7 +2954,7 @@
         </w:trPr>
         <w:tc>
           <w:tcPr>
-            <w:tcW w:type="dxa" w:w="2987"/>
+            <w:tcW w:type="dxa" w:w="2846"/>
             <w:vAlign w:val="center"/>
             <w:tcMar>
               <w:top w:w="80" w:type="dxa"/>
@@ -3057,7 +2980,7 @@
         </w:tc>
         <w:tc>
           <w:tcPr>
-            <w:tcW w:type="dxa" w:w="1062"/>
+            <w:tcW w:type="dxa" w:w="1012"/>
             <w:vAlign w:val="center"/>
             <w:tcMar>
               <w:top w:w="80" w:type="dxa"/>
@@ -3083,7 +3006,7 @@
         </w:tc>
         <w:tc>
           <w:tcPr>
-            <w:tcW w:type="dxa" w:w="2323"/>
+            <w:tcW w:type="dxa" w:w="2656"/>
             <w:vAlign w:val="center"/>
             <w:tcMar>
               <w:top w:w="80" w:type="dxa"/>
@@ -3099,33 +3022,17 @@
             <w:r/>
             <w:r>
               <w:rPr>
-                <w:rFonts w:ascii="Liberation Mono" w:hAnsi="Liberation Mono" w:eastAsia="Liberation Mono"/>
-                <w:color w:val="1F2937"/>
-                <w:sz w:val="17"/>
-              </w:rPr>
-              <w:t>internal/changelog</w:t>
-            </w:r>
-            <w:r>
-              <w:rPr>
                 <w:rFonts w:ascii="Calibri" w:hAnsi="Calibri" w:eastAsia="Calibri"/>
                 <w:color w:val="1F2937"/>
                 <w:sz w:val="17"/>
               </w:rPr>
-              <w:t xml:space="preserve">, отдельные </w:t>
-            </w:r>
-            <w:r>
-              <w:rPr>
-                <w:rFonts w:ascii="Liberation Mono" w:hAnsi="Liberation Mono" w:eastAsia="Liberation Mono"/>
-                <w:color w:val="1F2937"/>
-                <w:sz w:val="17"/>
-              </w:rPr>
-              <w:t>cmd</w:t>
+              <w:t>компонент истории изменений</w:t>
             </w:r>
           </w:p>
         </w:tc>
         <w:tc>
           <w:tcPr>
-            <w:tcW w:type="dxa" w:w="2988"/>
+            <w:tcW w:type="dxa" w:w="2846"/>
             <w:vAlign w:val="center"/>
             <w:tcMar>
               <w:top w:w="80" w:type="dxa"/>
@@ -3156,7 +3063,7 @@
         </w:trPr>
         <w:tc>
           <w:tcPr>
-            <w:tcW w:type="dxa" w:w="2987"/>
+            <w:tcW w:type="dxa" w:w="2846"/>
             <w:vAlign w:val="center"/>
             <w:shd w:fill="F2F4F7"/>
             <w:tcMar>
@@ -3183,7 +3090,7 @@
         </w:tc>
         <w:tc>
           <w:tcPr>
-            <w:tcW w:type="dxa" w:w="1062"/>
+            <w:tcW w:type="dxa" w:w="1012"/>
             <w:vAlign w:val="center"/>
             <w:shd w:fill="F2F4F7"/>
             <w:tcMar>
@@ -3210,7 +3117,7 @@
         </w:tc>
         <w:tc>
           <w:tcPr>
-            <w:tcW w:type="dxa" w:w="2323"/>
+            <w:tcW w:type="dxa" w:w="2656"/>
             <w:vAlign w:val="center"/>
             <w:shd w:fill="F2F4F7"/>
             <w:tcMar>
@@ -3227,17 +3134,17 @@
             <w:r/>
             <w:r>
               <w:rPr>
-                <w:rFonts w:ascii="Liberation Mono" w:hAnsi="Liberation Mono" w:eastAsia="Liberation Mono"/>
+                <w:rFonts w:ascii="Calibri" w:hAnsi="Calibri" w:eastAsia="Calibri"/>
                 <w:color w:val="1F2937"/>
                 <w:sz w:val="17"/>
               </w:rPr>
-              <w:t>web/src</w:t>
+              <w:t>клиентское приложение</w:t>
             </w:r>
           </w:p>
         </w:tc>
         <w:tc>
           <w:tcPr>
-            <w:tcW w:type="dxa" w:w="2988"/>
+            <w:tcW w:type="dxa" w:w="2846"/>
             <w:vAlign w:val="center"/>
             <w:shd w:fill="F2F4F7"/>
             <w:tcMar>
@@ -3269,7 +3176,7 @@
         </w:trPr>
         <w:tc>
           <w:tcPr>
-            <w:tcW w:type="dxa" w:w="2987"/>
+            <w:tcW w:type="dxa" w:w="2846"/>
             <w:vAlign w:val="center"/>
             <w:tcMar>
               <w:top w:w="80" w:type="dxa"/>
@@ -3295,7 +3202,7 @@
         </w:tc>
         <w:tc>
           <w:tcPr>
-            <w:tcW w:type="dxa" w:w="1062"/>
+            <w:tcW w:type="dxa" w:w="1012"/>
             <w:vAlign w:val="center"/>
             <w:tcMar>
               <w:top w:w="80" w:type="dxa"/>
@@ -3321,7 +3228,7 @@
         </w:tc>
         <w:tc>
           <w:tcPr>
-            <w:tcW w:type="dxa" w:w="2323"/>
+            <w:tcW w:type="dxa" w:w="2656"/>
             <w:vAlign w:val="center"/>
             <w:tcMar>
               <w:top w:w="80" w:type="dxa"/>
@@ -3337,17 +3244,17 @@
             <w:r/>
             <w:r>
               <w:rPr>
-                <w:rFonts w:ascii="Liberation Mono" w:hAnsi="Liberation Mono" w:eastAsia="Liberation Mono"/>
+                <w:rFonts w:ascii="Calibri" w:hAnsi="Calibri" w:eastAsia="Calibri"/>
                 <w:color w:val="1F2937"/>
                 <w:sz w:val="17"/>
               </w:rPr>
-              <w:t>services/delivery_trueconf</w:t>
+              <w:t>адаптер доставки TrueConf</w:t>
             </w:r>
           </w:p>
         </w:tc>
         <w:tc>
           <w:tcPr>
-            <w:tcW w:type="dxa" w:w="2988"/>
+            <w:tcW w:type="dxa" w:w="2846"/>
             <w:vAlign w:val="center"/>
             <w:tcMar>
               <w:top w:w="80" w:type="dxa"/>
@@ -3378,7 +3285,7 @@
         </w:trPr>
         <w:tc>
           <w:tcPr>
-            <w:tcW w:type="dxa" w:w="2987"/>
+            <w:tcW w:type="dxa" w:w="2846"/>
             <w:vAlign w:val="center"/>
             <w:shd w:fill="F2F4F7"/>
             <w:tcMar>
@@ -3405,7 +3312,7 @@
         </w:tc>
         <w:tc>
           <w:tcPr>
-            <w:tcW w:type="dxa" w:w="1062"/>
+            <w:tcW w:type="dxa" w:w="1012"/>
             <w:vAlign w:val="center"/>
             <w:shd w:fill="F2F4F7"/>
             <w:tcMar>
@@ -3432,7 +3339,7 @@
         </w:tc>
         <w:tc>
           <w:tcPr>
-            <w:tcW w:type="dxa" w:w="2323"/>
+            <w:tcW w:type="dxa" w:w="2656"/>
             <w:vAlign w:val="center"/>
             <w:shd w:fill="F2F4F7"/>
             <w:tcMar>
@@ -3449,17 +3356,17 @@
             <w:r/>
             <w:r>
               <w:rPr>
-                <w:rFonts w:ascii="Liberation Mono" w:hAnsi="Liberation Mono" w:eastAsia="Liberation Mono"/>
+                <w:rFonts w:ascii="Calibri" w:hAnsi="Calibri" w:eastAsia="Calibri"/>
                 <w:color w:val="1F2937"/>
                 <w:sz w:val="17"/>
               </w:rPr>
-              <w:t>services/deprovision</w:t>
+              <w:t>сервис деактивации пользователей</w:t>
             </w:r>
           </w:p>
         </w:tc>
         <w:tc>
           <w:tcPr>
-            <w:tcW w:type="dxa" w:w="2988"/>
+            <w:tcW w:type="dxa" w:w="2846"/>
             <w:vAlign w:val="center"/>
             <w:shd w:fill="F2F4F7"/>
             <w:tcMar>
@@ -3491,7 +3398,7 @@
         </w:trPr>
         <w:tc>
           <w:tcPr>
-            <w:tcW w:type="dxa" w:w="2987"/>
+            <w:tcW w:type="dxa" w:w="2846"/>
             <w:vAlign w:val="center"/>
             <w:tcMar>
               <w:top w:w="80" w:type="dxa"/>
@@ -3517,7 +3424,7 @@
         </w:tc>
         <w:tc>
           <w:tcPr>
-            <w:tcW w:type="dxa" w:w="1062"/>
+            <w:tcW w:type="dxa" w:w="1012"/>
             <w:vAlign w:val="center"/>
             <w:tcMar>
               <w:top w:w="80" w:type="dxa"/>
@@ -3543,7 +3450,7 @@
         </w:tc>
         <w:tc>
           <w:tcPr>
-            <w:tcW w:type="dxa" w:w="2323"/>
+            <w:tcW w:type="dxa" w:w="2656"/>
             <w:vAlign w:val="center"/>
             <w:tcMar>
               <w:top w:w="80" w:type="dxa"/>
@@ -3559,33 +3466,17 @@
             <w:r/>
             <w:r>
               <w:rPr>
-                <w:rFonts w:ascii="Liberation Mono" w:hAnsi="Liberation Mono" w:eastAsia="Liberation Mono"/>
-                <w:color w:val="1F2937"/>
-                <w:sz w:val="17"/>
-              </w:rPr>
-              <w:t>services/demo</w:t>
-            </w:r>
-            <w:r>
-              <w:rPr>
                 <w:rFonts w:ascii="Calibri" w:hAnsi="Calibri" w:eastAsia="Calibri"/>
                 <w:color w:val="1F2937"/>
                 <w:sz w:val="17"/>
               </w:rPr>
-              <w:t xml:space="preserve">, </w:t>
-            </w:r>
-            <w:r>
-              <w:rPr>
-                <w:rFonts w:ascii="Liberation Mono" w:hAnsi="Liberation Mono" w:eastAsia="Liberation Mono"/>
-                <w:color w:val="1F2937"/>
-                <w:sz w:val="17"/>
-              </w:rPr>
-              <w:t>datagen</w:t>
+              <w:t>демонстрационный сервис и генератор данных</w:t>
             </w:r>
           </w:p>
         </w:tc>
         <w:tc>
           <w:tcPr>
-            <w:tcW w:type="dxa" w:w="2988"/>
+            <w:tcW w:type="dxa" w:w="2846"/>
             <w:vAlign w:val="center"/>
             <w:tcMar>
               <w:top w:w="80" w:type="dxa"/>
@@ -3616,7 +3507,7 @@
         </w:trPr>
         <w:tc>
           <w:tcPr>
-            <w:tcW w:type="dxa" w:w="2987"/>
+            <w:tcW w:type="dxa" w:w="2846"/>
             <w:vAlign w:val="center"/>
             <w:shd w:fill="F2F4F7"/>
             <w:tcMar>
@@ -3643,7 +3534,7 @@
         </w:tc>
         <w:tc>
           <w:tcPr>
-            <w:tcW w:type="dxa" w:w="1062"/>
+            <w:tcW w:type="dxa" w:w="1012"/>
             <w:vAlign w:val="center"/>
             <w:shd w:fill="F2F4F7"/>
             <w:tcMar>
@@ -3670,7 +3561,7 @@
         </w:tc>
         <w:tc>
           <w:tcPr>
-            <w:tcW w:type="dxa" w:w="2323"/>
+            <w:tcW w:type="dxa" w:w="2656"/>
             <w:vAlign w:val="center"/>
             <w:shd w:fill="F2F4F7"/>
             <w:tcMar>
@@ -3687,17 +3578,17 @@
             <w:r/>
             <w:r>
               <w:rPr>
-                <w:rFonts w:ascii="Liberation Mono" w:hAnsi="Liberation Mono" w:eastAsia="Liberation Mono"/>
+                <w:rFonts w:ascii="Calibri" w:hAnsi="Calibri" w:eastAsia="Calibri"/>
                 <w:color w:val="1F2937"/>
                 <w:sz w:val="17"/>
               </w:rPr>
-              <w:t>database/migrations</w:t>
+              <w:t>последовательная модель миграций</w:t>
             </w:r>
           </w:p>
         </w:tc>
         <w:tc>
           <w:tcPr>
-            <w:tcW w:type="dxa" w:w="2988"/>
+            <w:tcW w:type="dxa" w:w="2846"/>
             <w:vAlign w:val="center"/>
             <w:shd w:fill="F2F4F7"/>
             <w:tcMar>
@@ -3714,19 +3605,11 @@
             <w:r/>
             <w:r>
               <w:rPr>
-                <w:rFonts w:ascii="Liberation Mono" w:hAnsi="Liberation Mono" w:eastAsia="Liberation Mono"/>
-                <w:color w:val="1F2937"/>
-                <w:sz w:val="17"/>
-              </w:rPr>
-              <w:t>create_all()</w:t>
-            </w:r>
-            <w:r>
-              <w:rPr>
                 <w:rFonts w:ascii="Calibri" w:hAnsi="Calibri" w:eastAsia="Calibri"/>
                 <w:color w:val="1F2937"/>
                 <w:sz w:val="17"/>
               </w:rPr>
-              <w:t xml:space="preserve"> из runtime-кода</w:t>
+              <w:t>автоматическое создание таблиц из runtime-кода</w:t>
             </w:r>
           </w:p>
         </w:tc>
@@ -3779,8 +3662,8 @@
       <w:r>
         <w:drawing>
           <wp:inline xmlns:a="http://schemas.openxmlformats.org/drawingml/2006/main" xmlns:pic="http://schemas.openxmlformats.org/drawingml/2006/picture">
-            <wp:extent cx="1858402" cy="5943600"/>
-            <wp:docPr id="3" name="Picture 3" title="Архитектурная схема 3" descr="Схема, автоматически построенная по проверенному Markdown-описанию"/>
+            <wp:extent cx="1859314" cy="5943600"/>
+            <wp:docPr id="3" name="Picture 3" title="Архитектурная схема 3" descr="Архитектурная схема компонентов и потоков платформы"/>
             <wp:cNvGraphicFramePr>
               <a:graphicFrameLocks noChangeAspect="1"/>
             </wp:cNvGraphicFramePr>
@@ -3800,7 +3683,7 @@
                   <pic:spPr>
                     <a:xfrm>
                       <a:off x="0" y="0"/>
-                      <a:ext cx="1858402" cy="5943600"/>
+                      <a:ext cx="1859314" cy="5943600"/>
                     </a:xfrm>
                     <a:prstGeom prst="rect"/>
                   </pic:spPr>
@@ -4217,8 +4100,8 @@
       <w:r>
         <w:drawing>
           <wp:inline xmlns:a="http://schemas.openxmlformats.org/drawingml/2006/main" xmlns:pic="http://schemas.openxmlformats.org/drawingml/2006/picture">
-            <wp:extent cx="5715000" cy="570718"/>
-            <wp:docPr id="4" name="Picture 4" title="Архитектурная схема 4" descr="Схема, автоматически построенная по проверенному Markdown-описанию"/>
+            <wp:extent cx="2619214" cy="5943600"/>
+            <wp:docPr id="4" name="Picture 4" title="Архитектурная схема 4" descr="Архитектурная схема компонентов и потоков платформы"/>
             <wp:cNvGraphicFramePr>
               <a:graphicFrameLocks noChangeAspect="1"/>
             </wp:cNvGraphicFramePr>
@@ -4238,7 +4121,7 @@
                   <pic:spPr>
                     <a:xfrm>
                       <a:off x="0" y="0"/>
-                      <a:ext cx="5715000" cy="570718"/>
+                      <a:ext cx="2619214" cy="5943600"/>
                     </a:xfrm>
                     <a:prstGeom prst="rect"/>
                   </pic:spPr>
@@ -4413,8 +4296,8 @@
       <w:r>
         <w:drawing>
           <wp:inline xmlns:a="http://schemas.openxmlformats.org/drawingml/2006/main" xmlns:pic="http://schemas.openxmlformats.org/drawingml/2006/picture">
-            <wp:extent cx="3496235" cy="5943600"/>
-            <wp:docPr id="5" name="Picture 5" title="Архитектурная схема 5" descr="Схема, автоматически построенная по проверенному Markdown-описанию"/>
+            <wp:extent cx="2527563" cy="4297680"/>
+            <wp:docPr id="5" name="Picture 5" title="Архитектурная схема 5" descr="Архитектурная схема компонентов и потоков платформы"/>
             <wp:cNvGraphicFramePr>
               <a:graphicFrameLocks noChangeAspect="1"/>
             </wp:cNvGraphicFramePr>
@@ -4434,7 +4317,7 @@
                   <pic:spPr>
                     <a:xfrm>
                       <a:off x="0" y="0"/>
-                      <a:ext cx="3496235" cy="5943600"/>
+                      <a:ext cx="2527563" cy="4297680"/>
                     </a:xfrm>
                     <a:prstGeom prst="rect"/>
                   </pic:spPr>
@@ -5432,7 +5315,7 @@
                 <w:color w:val="1F2937"/>
                 <w:sz w:val="17"/>
               </w:rPr>
-              <w:t>, ownership/services/groups</w:t>
+              <w:t>, владение сервисами и группы ответственности</w:t>
             </w:r>
           </w:p>
         </w:tc>
@@ -6190,35 +6073,7 @@
           <w:rFonts w:ascii="Calibri" w:hAnsi="Calibri" w:eastAsia="Calibri"/>
           <w:color w:val="1F2937"/>
         </w:rPr>
-        <w:t xml:space="preserve">Изменение схемы разрешено только последовательной SQL-миграцией. Runtime не вызывает </w:t>
-      </w:r>
-      <w:r>
-        <w:rPr>
-          <w:rFonts w:ascii="Liberation Mono" w:hAnsi="Liberation Mono" w:eastAsia="Liberation Mono"/>
-          <w:color w:val="1F2937"/>
-        </w:rPr>
-        <w:t>Base.metadata.create_all()</w:t>
-      </w:r>
-      <w:r>
-        <w:rPr>
-          <w:rFonts w:ascii="Calibri" w:hAnsi="Calibri" w:eastAsia="Calibri"/>
-          <w:color w:val="1F2937"/>
-        </w:rPr>
-        <w:t xml:space="preserve">. </w:t>
-      </w:r>
-      <w:r>
-        <w:rPr>
-          <w:rFonts w:ascii="Liberation Mono" w:hAnsi="Liberation Mono" w:eastAsia="Liberation Mono"/>
-          <w:color w:val="1F2937"/>
-        </w:rPr>
-        <w:t>0000_baseline.sql</w:t>
-      </w:r>
-      <w:r>
-        <w:rPr>
-          <w:rFonts w:ascii="Calibri" w:hAnsi="Calibri" w:eastAsia="Calibri"/>
-          <w:color w:val="1F2937"/>
-        </w:rPr>
-        <w:t xml:space="preserve"> фиксирует исходные таблицы, последующие миграции добавляют outbox-защиты, группы, AI requests, pgvector KB, токены источников, историю изменений, watermark и версионированную трассу сценариев.</w:t>
+        <w:t>Изменение схемы разрешено только последовательной SQL-миграцией. Runtime не создаёт таблицы автоматически. Базовая миграция фиксирует исходные таблицы, последующие добавляют outbox-защиты, группы, AI requests, pgvector KB, токены источников, историю изменений, watermark и версионированную трассу сценариев.</w:t>
       </w:r>
     </w:p>
     <w:p>
@@ -6256,95 +6111,49 @@
         <w:t>9. Сквозной поток: ingest → доставка → ACK</w:t>
       </w:r>
     </w:p>
-    <w:tbl>
-      <w:tblPr>
-        <w:tblStyle w:val="TableGrid"/>
-        <w:tblW w:type="dxa" w:w="9360"/>
-        <w:jc w:val="left"/>
-        <w:tblLayout w:type="fixed"/>
-        <w:tblLook w:firstColumn="1" w:firstRow="1" w:lastColumn="0" w:lastRow="0" w:noHBand="0" w:noVBand="1" w:val="04A0"/>
-        <w:tblInd w:w="120" w:type="dxa"/>
-      </w:tblPr>
-      <w:tblGrid>
-        <w:gridCol w:w="9360"/>
-      </w:tblGrid>
-      <w:tr>
-        <w:tc>
-          <w:tcPr>
-            <w:tcW w:type="dxa" w:w="9360"/>
-            <w:shd w:fill="F8FAFC"/>
-            <w:tcMar>
-              <w:top w:w="80" w:type="dxa"/>
-              <w:start w:w="120" w:type="dxa"/>
-              <w:bottom w:w="80" w:type="dxa"/>
-              <w:end w:w="120" w:type="dxa"/>
-            </w:tcMar>
-          </w:tcPr>
-          <w:p>
-            <w:pPr>
-              <w:spacing w:after="0" w:line="240" w:lineRule="auto"/>
-            </w:pPr>
-            <w:r/>
-            <w:r>
-              <w:rPr>
-                <w:rFonts w:ascii="Liberation Mono" w:hAnsi="Liberation Mono" w:eastAsia="Liberation Mono"/>
-                <w:color w:val="1F2937"/>
-                <w:sz w:val="17"/>
-              </w:rPr>
-              <w:t>sequenceDiagram</w:t>
-              <w:br/>
-              <w:t xml:space="preserve">    participant M as Monitoring</w:t>
-              <w:br/>
-              <w:t xml:space="preserve">    participant G as Go Gateway</w:t>
-              <w:br/>
-              <w:t xml:space="preserve">    participant DB as PostgreSQL</w:t>
-              <w:br/>
-              <w:t xml:space="preserve">    participant P as Go Pipeline</w:t>
-              <w:br/>
-              <w:t xml:space="preserve">    participant R as Go Planner</w:t>
-              <w:br/>
-              <w:t xml:space="preserve">    participant T as Python TrueConf</w:t>
-              <w:br/>
-              <w:t xml:space="preserve">    participant U as Engineer</w:t>
-              <w:br/>
-              <w:br/>
-              <w:t xml:space="preserve">    M-&gt;&gt;G: POST /api/v1/ingest/raw</w:t>
-              <w:br/>
-              <w:t xml:space="preserve">    G-&gt;&gt;DB: BEGIN; INSERT Signal; INSERT signal_queue</w:t>
-              <w:br/>
-              <w:t xml:space="preserve">    DB--&gt;&gt;G: COMMIT</w:t>
-              <w:br/>
-              <w:t xml:space="preserve">    G--&gt;&gt;M: 202 queued / duplicate</w:t>
-              <w:br/>
-              <w:t xml:space="preserve">    P-&gt;&gt;DB: claim pending SKIP LOCKED</w:t>
-              <w:br/>
-              <w:t xml:space="preserve">    P-&gt;&gt;DB: parse + Event + Problem + Incident; COMMIT</w:t>
-              <w:br/>
-              <w:t xml:space="preserve">    R-&gt;&gt;DB: load Problem + CMDB + subscriptions</w:t>
-              <w:br/>
-              <w:t xml:space="preserve">    R-&gt;&gt;DB: BEGIN; Notification + DeliveryCommand v1; COMMIT</w:t>
-              <w:br/>
-              <w:t xml:space="preserve">    T-&gt;&gt;DB: claim outbox SKIP LOCKED</w:t>
-              <w:br/>
-              <w:t xml:space="preserve">    T-&gt;&gt;T: create/reuse personal chat</w:t>
-              <w:br/>
-              <w:t xml:space="preserve">    T-&gt;&gt;U: send_message(NEW)</w:t>
-              <w:br/>
-              <w:t xml:space="preserve">    T-&gt;&gt;DB: message_id, chat_id, sent</w:t>
-              <w:br/>
-              <w:t xml:space="preserve">    U-&gt;&gt;T: reply to NEW</w:t>
-              <w:br/>
-              <w:t xml:space="preserve">    T-&gt;&gt;DB: find Notification(message_id); set acknowledged_at/by</w:t>
-              <w:br/>
-              <w:t xml:space="preserve">    R-&gt;&gt;DB: scenario ACK branch / cancel SLA response breach</w:t>
-            </w:r>
-          </w:p>
-        </w:tc>
-      </w:tr>
-    </w:tbl>
     <w:p>
       <w:pPr>
-        <w:spacing w:before="40" w:after="120"/>
+        <w:jc w:val="center"/>
+      </w:pPr>
+      <w:r>
+        <w:drawing>
+          <wp:inline xmlns:a="http://schemas.openxmlformats.org/drawingml/2006/main" xmlns:pic="http://schemas.openxmlformats.org/drawingml/2006/picture">
+            <wp:extent cx="5715000" cy="5370871"/>
+            <wp:docPr id="6" name="Picture 6" title="Архитектурная схема 6" descr="Архитектурная схема компонентов и потоков платформы"/>
+            <wp:cNvGraphicFramePr>
+              <a:graphicFrameLocks noChangeAspect="1"/>
+            </wp:cNvGraphicFramePr>
+            <a:graphic>
+              <a:graphicData uri="http://schemas.openxmlformats.org/drawingml/2006/picture">
+                <pic:pic>
+                  <pic:nvPicPr>
+                    <pic:cNvPr id="0" name="diagram-06.png"/>
+                    <pic:cNvPicPr/>
+                  </pic:nvPicPr>
+                  <pic:blipFill>
+                    <a:blip r:embed="rId16"/>
+                    <a:stretch>
+                      <a:fillRect/>
+                    </a:stretch>
+                  </pic:blipFill>
+                  <pic:spPr>
+                    <a:xfrm>
+                      <a:off x="0" y="0"/>
+                      <a:ext cx="5715000" cy="5370871"/>
+                    </a:xfrm>
+                    <a:prstGeom prst="rect"/>
+                  </pic:spPr>
+                </pic:pic>
+              </a:graphicData>
+            </a:graphic>
+          </wp:inline>
+        </w:drawing>
+      </w:r>
+    </w:p>
+    <w:p>
+      <w:pPr>
+        <w:spacing w:after="160"/>
+        <w:jc w:val="center"/>
       </w:pPr>
       <w:r>
         <w:rPr>
@@ -6353,7 +6162,7 @@
           <w:color w:val="667085"/>
           <w:sz w:val="17"/>
         </w:rPr>
-        <w:t>Листинг • mermaid</w:t>
+        <w:t>Схема 6</w:t>
       </w:r>
     </w:p>
     <w:p>
@@ -6543,81 +6352,49 @@
         <w:t>10. Поток истории изменений</w:t>
       </w:r>
     </w:p>
-    <w:tbl>
-      <w:tblPr>
-        <w:tblStyle w:val="TableGrid"/>
-        <w:tblW w:type="dxa" w:w="9360"/>
-        <w:jc w:val="left"/>
-        <w:tblLayout w:type="fixed"/>
-        <w:tblLook w:firstColumn="1" w:firstRow="1" w:lastColumn="0" w:lastRow="0" w:noHBand="0" w:noVBand="1" w:val="04A0"/>
-        <w:tblInd w:w="120" w:type="dxa"/>
-      </w:tblPr>
-      <w:tblGrid>
-        <w:gridCol w:w="9360"/>
-      </w:tblGrid>
-      <w:tr>
-        <w:tc>
-          <w:tcPr>
-            <w:tcW w:type="dxa" w:w="9360"/>
-            <w:shd w:fill="F8FAFC"/>
-            <w:tcMar>
-              <w:top w:w="80" w:type="dxa"/>
-              <w:start w:w="120" w:type="dxa"/>
-              <w:bottom w:w="80" w:type="dxa"/>
-              <w:end w:w="120" w:type="dxa"/>
-            </w:tcMar>
-          </w:tcPr>
-          <w:p>
-            <w:pPr>
-              <w:spacing w:after="0" w:line="240" w:lineRule="auto"/>
-            </w:pPr>
-            <w:r/>
-            <w:r>
-              <w:rPr>
-                <w:rFonts w:ascii="Liberation Mono" w:hAnsi="Liberation Mono" w:eastAsia="Liberation Mono"/>
-                <w:color w:val="1F2937"/>
-                <w:sz w:val="17"/>
-              </w:rPr>
-              <w:t>sequenceDiagram</w:t>
-              <w:br/>
-              <w:t xml:space="preserve">    participant A as Admin API</w:t>
-              <w:br/>
-              <w:t xml:space="preserve">    participant PG as PostgreSQL</w:t>
-              <w:br/>
-              <w:t xml:space="preserve">    participant C as changelog-worker</w:t>
-              <w:br/>
-              <w:t xml:space="preserve">    participant K as Redpanda</w:t>
-              <w:br/>
-              <w:t xml:space="preserve">    participant CH as ClickHouse</w:t>
-              <w:br/>
-              <w:t xml:space="preserve">    participant S3 as MinIO</w:t>
-              <w:br/>
-              <w:br/>
-              <w:t xml:space="preserve">    A-&gt;&gt;PG: business mutation + audit/change_event</w:t>
-              <w:br/>
-              <w:t xml:space="preserve">    C-&gt;&gt;PG: claim unsynced change_events SKIP LOCKED</w:t>
-              <w:br/>
-              <w:t xml:space="preserve">    C-&gt;&gt;K: change_events.v1 keyed by resource</w:t>
-              <w:br/>
-              <w:t xml:space="preserve">    K--&gt;&gt;C: consume event</w:t>
-              <w:br/>
-              <w:t xml:space="preserve">    C-&gt;&gt;CH: insert searchable projection</w:t>
-              <w:br/>
-              <w:t xml:space="preserve">    C-&gt;&gt;PG: mark synced_at</w:t>
-              <w:br/>
-              <w:t xml:space="preserve">    C-&gt;&gt;PG: read Signals after watermark</w:t>
-              <w:br/>
-              <w:t xml:space="preserve">    C-&gt;&gt;S3: NDJSON batch raw/yyyy/mm/dd/from-to</w:t>
-              <w:br/>
-              <w:t xml:space="preserve">    C-&gt;&gt;PG: advance watermark</w:t>
-            </w:r>
-          </w:p>
-        </w:tc>
-      </w:tr>
-    </w:tbl>
     <w:p>
       <w:pPr>
-        <w:spacing w:before="40" w:after="120"/>
+        <w:jc w:val="center"/>
+      </w:pPr>
+      <w:r>
+        <w:drawing>
+          <wp:inline xmlns:a="http://schemas.openxmlformats.org/drawingml/2006/main" xmlns:pic="http://schemas.openxmlformats.org/drawingml/2006/picture">
+            <wp:extent cx="5715000" cy="4232285"/>
+            <wp:docPr id="7" name="Picture 7" title="Архитектурная схема 7" descr="Архитектурная схема компонентов и потоков платформы"/>
+            <wp:cNvGraphicFramePr>
+              <a:graphicFrameLocks noChangeAspect="1"/>
+            </wp:cNvGraphicFramePr>
+            <a:graphic>
+              <a:graphicData uri="http://schemas.openxmlformats.org/drawingml/2006/picture">
+                <pic:pic>
+                  <pic:nvPicPr>
+                    <pic:cNvPr id="0" name="diagram-07.png"/>
+                    <pic:cNvPicPr/>
+                  </pic:nvPicPr>
+                  <pic:blipFill>
+                    <a:blip r:embed="rId17"/>
+                    <a:stretch>
+                      <a:fillRect/>
+                    </a:stretch>
+                  </pic:blipFill>
+                  <pic:spPr>
+                    <a:xfrm>
+                      <a:off x="0" y="0"/>
+                      <a:ext cx="5715000" cy="4232285"/>
+                    </a:xfrm>
+                    <a:prstGeom prst="rect"/>
+                  </pic:spPr>
+                </pic:pic>
+              </a:graphicData>
+            </a:graphic>
+          </wp:inline>
+        </w:drawing>
+      </w:r>
+    </w:p>
+    <w:p>
+      <w:pPr>
+        <w:spacing w:after="160"/>
+        <w:jc w:val="center"/>
       </w:pPr>
       <w:r>
         <w:rPr>
@@ -6626,7 +6403,7 @@
           <w:color w:val="667085"/>
           <w:sz w:val="17"/>
         </w:rPr>
-        <w:t>Листинг • mermaid</w:t>
+        <w:t>Схема 7</w:t>
       </w:r>
     </w:p>
     <w:p>
@@ -12538,10 +12315,10 @@
         <w:tblInd w:w="120" w:type="dxa"/>
       </w:tblPr>
       <w:tblGrid>
-        <w:gridCol w:w="2621"/>
-        <w:gridCol w:w="3370"/>
-        <w:gridCol w:w="674"/>
-        <w:gridCol w:w="2695"/>
+        <w:gridCol w:w="2445"/>
+        <w:gridCol w:w="3143"/>
+        <w:gridCol w:w="650"/>
+        <w:gridCol w:w="3122"/>
       </w:tblGrid>
       <w:tr>
         <w:trPr>
@@ -12550,7 +12327,7 @@
         </w:trPr>
         <w:tc>
           <w:tcPr>
-            <w:tcW w:type="dxa" w:w="2621"/>
+            <w:tcW w:type="dxa" w:w="2445"/>
             <w:vAlign w:val="center"/>
             <w:shd w:fill="1F4E79"/>
             <w:tcMar>
@@ -12582,7 +12359,7 @@
         </w:tc>
         <w:tc>
           <w:tcPr>
-            <w:tcW w:type="dxa" w:w="3370"/>
+            <w:tcW w:type="dxa" w:w="3143"/>
             <w:vAlign w:val="center"/>
             <w:shd w:fill="1F4E79"/>
             <w:tcMar>
@@ -12614,7 +12391,7 @@
         </w:tc>
         <w:tc>
           <w:tcPr>
-            <w:tcW w:type="dxa" w:w="674"/>
+            <w:tcW w:type="dxa" w:w="650"/>
             <w:vAlign w:val="center"/>
             <w:shd w:fill="1F4E79"/>
             <w:tcMar>
@@ -12646,7 +12423,7 @@
         </w:tc>
         <w:tc>
           <w:tcPr>
-            <w:tcW w:type="dxa" w:w="2695"/>
+            <w:tcW w:type="dxa" w:w="3122"/>
             <w:vAlign w:val="center"/>
             <w:shd w:fill="1F4E79"/>
             <w:tcMar>
@@ -12683,7 +12460,7 @@
         </w:trPr>
         <w:tc>
           <w:tcPr>
-            <w:tcW w:type="dxa" w:w="2621"/>
+            <w:tcW w:type="dxa" w:w="2445"/>
             <w:vAlign w:val="center"/>
             <w:tcMar>
               <w:top w:w="80" w:type="dxa"/>
@@ -12709,7 +12486,7 @@
         </w:tc>
         <w:tc>
           <w:tcPr>
-            <w:tcW w:type="dxa" w:w="3370"/>
+            <w:tcW w:type="dxa" w:w="3143"/>
             <w:vAlign w:val="center"/>
             <w:tcMar>
               <w:top w:w="80" w:type="dxa"/>
@@ -12735,7 +12512,7 @@
         </w:tc>
         <w:tc>
           <w:tcPr>
-            <w:tcW w:type="dxa" w:w="674"/>
+            <w:tcW w:type="dxa" w:w="650"/>
             <w:vAlign w:val="center"/>
             <w:tcMar>
               <w:top w:w="80" w:type="dxa"/>
@@ -12761,7 +12538,7 @@
         </w:tc>
         <w:tc>
           <w:tcPr>
-            <w:tcW w:type="dxa" w:w="2695"/>
+            <w:tcW w:type="dxa" w:w="3122"/>
             <w:vAlign w:val="center"/>
             <w:tcMar>
               <w:top w:w="80" w:type="dxa"/>
@@ -12792,7 +12569,7 @@
         </w:trPr>
         <w:tc>
           <w:tcPr>
-            <w:tcW w:type="dxa" w:w="2621"/>
+            <w:tcW w:type="dxa" w:w="2445"/>
             <w:vAlign w:val="center"/>
             <w:shd w:fill="F2F4F7"/>
             <w:tcMar>
@@ -12819,7 +12596,7 @@
         </w:tc>
         <w:tc>
           <w:tcPr>
-            <w:tcW w:type="dxa" w:w="3370"/>
+            <w:tcW w:type="dxa" w:w="3143"/>
             <w:vAlign w:val="center"/>
             <w:shd w:fill="F2F4F7"/>
             <w:tcMar>
@@ -12846,7 +12623,7 @@
         </w:tc>
         <w:tc>
           <w:tcPr>
-            <w:tcW w:type="dxa" w:w="674"/>
+            <w:tcW w:type="dxa" w:w="650"/>
             <w:vAlign w:val="center"/>
             <w:shd w:fill="F2F4F7"/>
             <w:tcMar>
@@ -12873,7 +12650,7 @@
         </w:tc>
         <w:tc>
           <w:tcPr>
-            <w:tcW w:type="dxa" w:w="2695"/>
+            <w:tcW w:type="dxa" w:w="3122"/>
             <w:vAlign w:val="center"/>
             <w:shd w:fill="F2F4F7"/>
             <w:tcMar>
@@ -12890,27 +12667,11 @@
             <w:r/>
             <w:r>
               <w:rPr>
-                <w:rFonts w:ascii="Liberation Mono" w:hAnsi="Liberation Mono" w:eastAsia="Liberation Mono"/>
-                <w:color w:val="1F2937"/>
-                <w:sz w:val="17"/>
-              </w:rPr>
-              <w:t>/api/sources</w:t>
-            </w:r>
-            <w:r>
-              <w:rPr>
                 <w:rFonts w:ascii="Calibri" w:hAnsi="Calibri" w:eastAsia="Calibri"/>
                 <w:color w:val="1F2937"/>
                 <w:sz w:val="17"/>
               </w:rPr>
-              <w:t xml:space="preserve">, </w:t>
-            </w:r>
-            <w:r>
-              <w:rPr>
-                <w:rFonts w:ascii="Liberation Mono" w:hAnsi="Liberation Mono" w:eastAsia="Liberation Mono"/>
-                <w:color w:val="1F2937"/>
-                <w:sz w:val="17"/>
-              </w:rPr>
-              <w:t>connectors/*.yaml</w:t>
+              <w:t>API источников и декларативные правила разбора</w:t>
             </w:r>
           </w:p>
         </w:tc>
@@ -12921,7 +12682,7 @@
         </w:trPr>
         <w:tc>
           <w:tcPr>
-            <w:tcW w:type="dxa" w:w="2621"/>
+            <w:tcW w:type="dxa" w:w="2445"/>
             <w:vAlign w:val="center"/>
             <w:tcMar>
               <w:top w:w="80" w:type="dxa"/>
@@ -12947,7 +12708,7 @@
         </w:tc>
         <w:tc>
           <w:tcPr>
-            <w:tcW w:type="dxa" w:w="3370"/>
+            <w:tcW w:type="dxa" w:w="3143"/>
             <w:vAlign w:val="center"/>
             <w:tcMar>
               <w:top w:w="80" w:type="dxa"/>
@@ -12973,7 +12734,7 @@
         </w:tc>
         <w:tc>
           <w:tcPr>
-            <w:tcW w:type="dxa" w:w="674"/>
+            <w:tcW w:type="dxa" w:w="650"/>
             <w:vAlign w:val="center"/>
             <w:tcMar>
               <w:top w:w="80" w:type="dxa"/>
@@ -12999,7 +12760,7 @@
         </w:tc>
         <w:tc>
           <w:tcPr>
-            <w:tcW w:type="dxa" w:w="2695"/>
+            <w:tcW w:type="dxa" w:w="3122"/>
             <w:vAlign w:val="center"/>
             <w:tcMar>
               <w:top w:w="80" w:type="dxa"/>
@@ -13030,7 +12791,7 @@
         </w:trPr>
         <w:tc>
           <w:tcPr>
-            <w:tcW w:type="dxa" w:w="2621"/>
+            <w:tcW w:type="dxa" w:w="2445"/>
             <w:vAlign w:val="center"/>
             <w:shd w:fill="F2F4F7"/>
             <w:tcMar>
@@ -13057,7 +12818,7 @@
         </w:tc>
         <w:tc>
           <w:tcPr>
-            <w:tcW w:type="dxa" w:w="3370"/>
+            <w:tcW w:type="dxa" w:w="3143"/>
             <w:vAlign w:val="center"/>
             <w:shd w:fill="F2F4F7"/>
             <w:tcMar>
@@ -13084,7 +12845,7 @@
         </w:tc>
         <w:tc>
           <w:tcPr>
-            <w:tcW w:type="dxa" w:w="674"/>
+            <w:tcW w:type="dxa" w:w="650"/>
             <w:vAlign w:val="center"/>
             <w:shd w:fill="F2F4F7"/>
             <w:tcMar>
@@ -13111,7 +12872,7 @@
         </w:tc>
         <w:tc>
           <w:tcPr>
-            <w:tcW w:type="dxa" w:w="2695"/>
+            <w:tcW w:type="dxa" w:w="3122"/>
             <w:vAlign w:val="center"/>
             <w:shd w:fill="F2F4F7"/>
             <w:tcMar>
@@ -13143,7 +12904,7 @@
         </w:trPr>
         <w:tc>
           <w:tcPr>
-            <w:tcW w:type="dxa" w:w="2621"/>
+            <w:tcW w:type="dxa" w:w="2445"/>
             <w:vAlign w:val="center"/>
             <w:tcMar>
               <w:top w:w="80" w:type="dxa"/>
@@ -13169,7 +12930,7 @@
         </w:tc>
         <w:tc>
           <w:tcPr>
-            <w:tcW w:type="dxa" w:w="3370"/>
+            <w:tcW w:type="dxa" w:w="3143"/>
             <w:vAlign w:val="center"/>
             <w:tcMar>
               <w:top w:w="80" w:type="dxa"/>
@@ -13195,7 +12956,7 @@
         </w:tc>
         <w:tc>
           <w:tcPr>
-            <w:tcW w:type="dxa" w:w="674"/>
+            <w:tcW w:type="dxa" w:w="650"/>
             <w:vAlign w:val="center"/>
             <w:tcMar>
               <w:top w:w="80" w:type="dxa"/>
@@ -13221,7 +12982,7 @@
         </w:tc>
         <w:tc>
           <w:tcPr>
-            <w:tcW w:type="dxa" w:w="2695"/>
+            <w:tcW w:type="dxa" w:w="3122"/>
             <w:vAlign w:val="center"/>
             <w:tcMar>
               <w:top w:w="80" w:type="dxa"/>
@@ -13252,7 +13013,7 @@
         </w:trPr>
         <w:tc>
           <w:tcPr>
-            <w:tcW w:type="dxa" w:w="2621"/>
+            <w:tcW w:type="dxa" w:w="2445"/>
             <w:vAlign w:val="center"/>
             <w:shd w:fill="F2F4F7"/>
             <w:tcMar>
@@ -13279,7 +13040,7 @@
         </w:tc>
         <w:tc>
           <w:tcPr>
-            <w:tcW w:type="dxa" w:w="3370"/>
+            <w:tcW w:type="dxa" w:w="3143"/>
             <w:vAlign w:val="center"/>
             <w:shd w:fill="F2F4F7"/>
             <w:tcMar>
@@ -13306,7 +13067,7 @@
         </w:tc>
         <w:tc>
           <w:tcPr>
-            <w:tcW w:type="dxa" w:w="674"/>
+            <w:tcW w:type="dxa" w:w="650"/>
             <w:vAlign w:val="center"/>
             <w:shd w:fill="F2F4F7"/>
             <w:tcMar>
@@ -13333,7 +13094,7 @@
         </w:tc>
         <w:tc>
           <w:tcPr>
-            <w:tcW w:type="dxa" w:w="2695"/>
+            <w:tcW w:type="dxa" w:w="3122"/>
             <w:vAlign w:val="center"/>
             <w:shd w:fill="F2F4F7"/>
             <w:tcMar>
@@ -13365,7 +13126,7 @@
         </w:trPr>
         <w:tc>
           <w:tcPr>
-            <w:tcW w:type="dxa" w:w="2621"/>
+            <w:tcW w:type="dxa" w:w="2445"/>
             <w:vAlign w:val="center"/>
             <w:tcMar>
               <w:top w:w="80" w:type="dxa"/>
@@ -13391,7 +13152,7 @@
         </w:tc>
         <w:tc>
           <w:tcPr>
-            <w:tcW w:type="dxa" w:w="3370"/>
+            <w:tcW w:type="dxa" w:w="3143"/>
             <w:vAlign w:val="center"/>
             <w:tcMar>
               <w:top w:w="80" w:type="dxa"/>
@@ -13417,7 +13178,7 @@
         </w:tc>
         <w:tc>
           <w:tcPr>
-            <w:tcW w:type="dxa" w:w="674"/>
+            <w:tcW w:type="dxa" w:w="650"/>
             <w:vAlign w:val="center"/>
             <w:tcMar>
               <w:top w:w="80" w:type="dxa"/>
@@ -13443,7 +13204,7 @@
         </w:tc>
         <w:tc>
           <w:tcPr>
-            <w:tcW w:type="dxa" w:w="2695"/>
+            <w:tcW w:type="dxa" w:w="3122"/>
             <w:vAlign w:val="center"/>
             <w:tcMar>
               <w:top w:w="80" w:type="dxa"/>
@@ -13474,7 +13235,7 @@
         </w:trPr>
         <w:tc>
           <w:tcPr>
-            <w:tcW w:type="dxa" w:w="2621"/>
+            <w:tcW w:type="dxa" w:w="2445"/>
             <w:vAlign w:val="center"/>
             <w:shd w:fill="F2F4F7"/>
             <w:tcMar>
@@ -13501,7 +13262,7 @@
         </w:tc>
         <w:tc>
           <w:tcPr>
-            <w:tcW w:type="dxa" w:w="3370"/>
+            <w:tcW w:type="dxa" w:w="3143"/>
             <w:vAlign w:val="center"/>
             <w:shd w:fill="F2F4F7"/>
             <w:tcMar>
@@ -13528,7 +13289,7 @@
         </w:tc>
         <w:tc>
           <w:tcPr>
-            <w:tcW w:type="dxa" w:w="674"/>
+            <w:tcW w:type="dxa" w:w="650"/>
             <w:vAlign w:val="center"/>
             <w:shd w:fill="F2F4F7"/>
             <w:tcMar>
@@ -13555,7 +13316,7 @@
         </w:tc>
         <w:tc>
           <w:tcPr>
-            <w:tcW w:type="dxa" w:w="2695"/>
+            <w:tcW w:type="dxa" w:w="3122"/>
             <w:vAlign w:val="center"/>
             <w:shd w:fill="F2F4F7"/>
             <w:tcMar>
@@ -13576,7 +13337,7 @@
                 <w:color w:val="1F2937"/>
                 <w:sz w:val="17"/>
               </w:rPr>
-              <w:t>auth.go, deprovision worker</w:t>
+              <w:t>модуль аутентификации и deprovision worker</w:t>
             </w:r>
           </w:p>
         </w:tc>
@@ -13587,7 +13348,7 @@
         </w:trPr>
         <w:tc>
           <w:tcPr>
-            <w:tcW w:type="dxa" w:w="2621"/>
+            <w:tcW w:type="dxa" w:w="2445"/>
             <w:vAlign w:val="center"/>
             <w:tcMar>
               <w:top w:w="80" w:type="dxa"/>
@@ -13613,7 +13374,7 @@
         </w:tc>
         <w:tc>
           <w:tcPr>
-            <w:tcW w:type="dxa" w:w="3370"/>
+            <w:tcW w:type="dxa" w:w="3143"/>
             <w:vAlign w:val="center"/>
             <w:tcMar>
               <w:top w:w="80" w:type="dxa"/>
@@ -13639,7 +13400,7 @@
         </w:tc>
         <w:tc>
           <w:tcPr>
-            <w:tcW w:type="dxa" w:w="674"/>
+            <w:tcW w:type="dxa" w:w="650"/>
             <w:vAlign w:val="center"/>
             <w:tcMar>
               <w:top w:w="80" w:type="dxa"/>
@@ -13665,7 +13426,7 @@
         </w:tc>
         <w:tc>
           <w:tcPr>
-            <w:tcW w:type="dxa" w:w="2695"/>
+            <w:tcW w:type="dxa" w:w="3122"/>
             <w:vAlign w:val="center"/>
             <w:tcMar>
               <w:top w:w="80" w:type="dxa"/>
@@ -13696,7 +13457,7 @@
         </w:trPr>
         <w:tc>
           <w:tcPr>
-            <w:tcW w:type="dxa" w:w="2621"/>
+            <w:tcW w:type="dxa" w:w="2445"/>
             <w:vAlign w:val="center"/>
             <w:shd w:fill="F2F4F7"/>
             <w:tcMar>
@@ -13723,7 +13484,7 @@
         </w:tc>
         <w:tc>
           <w:tcPr>
-            <w:tcW w:type="dxa" w:w="3370"/>
+            <w:tcW w:type="dxa" w:w="3143"/>
             <w:vAlign w:val="center"/>
             <w:shd w:fill="F2F4F7"/>
             <w:tcMar>
@@ -13750,7 +13511,7 @@
         </w:tc>
         <w:tc>
           <w:tcPr>
-            <w:tcW w:type="dxa" w:w="674"/>
+            <w:tcW w:type="dxa" w:w="650"/>
             <w:vAlign w:val="center"/>
             <w:shd w:fill="F2F4F7"/>
             <w:tcMar>
@@ -13777,7 +13538,7 @@
         </w:tc>
         <w:tc>
           <w:tcPr>
-            <w:tcW w:type="dxa" w:w="2695"/>
+            <w:tcW w:type="dxa" w:w="3122"/>
             <w:vAlign w:val="center"/>
             <w:shd w:fill="F2F4F7"/>
             <w:tcMar>
@@ -13809,7 +13570,7 @@
         </w:trPr>
         <w:tc>
           <w:tcPr>
-            <w:tcW w:type="dxa" w:w="2621"/>
+            <w:tcW w:type="dxa" w:w="2445"/>
             <w:vAlign w:val="center"/>
             <w:tcMar>
               <w:top w:w="80" w:type="dxa"/>
@@ -13835,7 +13596,7 @@
         </w:tc>
         <w:tc>
           <w:tcPr>
-            <w:tcW w:type="dxa" w:w="3370"/>
+            <w:tcW w:type="dxa" w:w="3143"/>
             <w:vAlign w:val="center"/>
             <w:tcMar>
               <w:top w:w="80" w:type="dxa"/>
@@ -13861,7 +13622,7 @@
         </w:tc>
         <w:tc>
           <w:tcPr>
-            <w:tcW w:type="dxa" w:w="674"/>
+            <w:tcW w:type="dxa" w:w="650"/>
             <w:vAlign w:val="center"/>
             <w:tcMar>
               <w:top w:w="80" w:type="dxa"/>
@@ -13887,7 +13648,7 @@
         </w:tc>
         <w:tc>
           <w:tcPr>
-            <w:tcW w:type="dxa" w:w="2695"/>
+            <w:tcW w:type="dxa" w:w="3122"/>
             <w:vAlign w:val="center"/>
             <w:tcMar>
               <w:top w:w="80" w:type="dxa"/>
@@ -13918,7 +13679,7 @@
         </w:trPr>
         <w:tc>
           <w:tcPr>
-            <w:tcW w:type="dxa" w:w="2621"/>
+            <w:tcW w:type="dxa" w:w="2445"/>
             <w:vAlign w:val="center"/>
             <w:shd w:fill="F2F4F7"/>
             <w:tcMar>
@@ -13945,7 +13706,7 @@
         </w:tc>
         <w:tc>
           <w:tcPr>
-            <w:tcW w:type="dxa" w:w="3370"/>
+            <w:tcW w:type="dxa" w:w="3143"/>
             <w:vAlign w:val="center"/>
             <w:shd w:fill="F2F4F7"/>
             <w:tcMar>
@@ -13972,7 +13733,7 @@
         </w:tc>
         <w:tc>
           <w:tcPr>
-            <w:tcW w:type="dxa" w:w="674"/>
+            <w:tcW w:type="dxa" w:w="650"/>
             <w:vAlign w:val="center"/>
             <w:shd w:fill="F2F4F7"/>
             <w:tcMar>
@@ -13999,7 +13760,7 @@
         </w:tc>
         <w:tc>
           <w:tcPr>
-            <w:tcW w:type="dxa" w:w="2695"/>
+            <w:tcW w:type="dxa" w:w="3122"/>
             <w:vAlign w:val="center"/>
             <w:shd w:fill="F2F4F7"/>
             <w:tcMar>
